--- a/docs/files/f56_文雪_山东大学_新城控股_企业管理（经营管理）.docx
+++ b/docs/files/f56_文雪_山东大学_新城控股_企业管理（经营管理）.docx
@@ -363,7 +363,7 @@
                 <w:b w:val="0"/>
                 <w:sz w:val="21"/>
               </w:rPr>
-              <w:t>企业管理（管培生）</w:t>
+              <w:t>企业管理</w:t>
             </w:r>
           </w:p>
         </w:tc>
